--- a/Plant_Disease_Advisor_Project_Report.docx
+++ b/Plant_Disease_Advisor_Project_Report.docx
@@ -4849,7 +4849,7 @@
           <w:sz w:val="24"/>
           <w:u w:val="none"/>
         </w:rPr>
-        <w:t>3.1.5 EXPLANATION MODULE</w:t>
+        <w:t>3.1.5 EXPLANATION AND ADVISORY SOURCING MODULE</w:t>
       </w:r>
     </w:p>
     <w:p>
@@ -4867,7 +4867,7 @@
           <w:sz w:val="24"/>
           <w:u w:val="none"/>
         </w:rPr>
-        <w:t>The predicted class name is sent to an LLM with a prompt asking for JSON (summary, symptoms, causes, prevention), general guidance only, and no pesticide names or doses. The reply is validated. On any failure, including a 12-second timeout, the system returns the entry from a curated knowledge base of 38 entries. Each response states its source.</w:t>
+        <w:t>The advisory layer employs a two-tier safety architecture designed to prevent harmful agricultural misapplication: (1) Core Diagnosis &amp; AI Explanation: The predicted disease class is passed to an LLM with a system prompt demanding JSON (summary, symptoms, causes, prevention), general guidance only, and strictly prohibiting specific pesticide trade names or dosages. Responses are validated, with a 12-second timeout automatically falling back to a curated 38-class offline knowledge base. (2) Curated ICAR-Aligned Sourcing Directory (/support): Provides verified broad active-ingredient categories (e.g., copper-based protectants, Mancozeb, bio-control Trichoderma formulations) referenced from Indian Council of Agricultural Research (ICAR) and State Agricultural University guidelines, alongside certified retail and government outlets (BigHaat, AgroStar, IFFCO eBazar, Krishi Vigyan Kendra). Dosages are strictly excluded, and all outputs mandate local agricultural officer consultation. (3) Multi-Turn Conversational Follow-Up (/chat): Persists interactive follow-up Q&amp;A per diagnosis while enforcing safe advisory guardrails.</w:t>
       </w:r>
     </w:p>
     <w:p>
@@ -4903,7 +4903,7 @@
           <w:sz w:val="24"/>
           <w:u w:val="none"/>
         </w:rPr>
-        <w:t>Clean RESTful endpoints (/health, /classes, /auth/register, /auth/login, /auth/me, /predict, /predictions) with standard HTTP status codes (200, 201, 204, 400, 401, 404, 409, 413, 422, 502) and interactive OpenAPI documentation at /docs.</w:t>
+        <w:t>Clean RESTful endpoints (/health, /classes, /auth/register, /auth/login, /auth/me, /predict, /predictions, /predictions/{id}/chat, /predictions/{id}/support) with standard HTTP status codes (200, 201, 204, 400, 401, 404, 409, 413, 422, 502) and interactive OpenAPI documentation at /docs.</w:t>
       </w:r>
     </w:p>
     <w:p>
@@ -4939,7 +4939,7 @@
           <w:sz w:val="24"/>
           <w:u w:val="none"/>
         </w:rPr>
-        <w:t>Table users (id, username unique, password hash, created time) and table predictions (id, user id as foreign key, disease, confidence, status, explanation JSON, note, S3 image key, created time), a one-to-many relationship with cascade delete.</w:t>
+        <w:t>Table users (id, username unique, password hash, created time), table predictions (id, user id as foreign key, disease, confidence, status, explanation JSON, note, S3 image key, created time), and table chat_messages (id, record id as foreign key, role, content, created time), forming one-to-many relationships with cascade delete.</w:t>
       </w:r>
     </w:p>
     <w:p>
@@ -5671,7 +5671,7 @@
           <w:sz w:val="24"/>
           <w:u w:val="none"/>
         </w:rPr>
-        <w:t>11 automated pytest tests run against a temporary database with the LLM disabled, validating authentication, input sanitation, tenant isolation, and CRUD operations.</w:t>
+        <w:t>13 automated pytest tests run against a temporary database with the LLM disabled, validating authentication, input sanitation, tenant isolation, CRUD operations, where-to-buy support data, and multi-turn chat persistence.</w:t>
       </w:r>
     </w:p>
     <w:p>
@@ -8743,6 +8743,190 @@
           </w:p>
         </w:tc>
       </w:tr>
+      <w:tr>
+        <w:tc>
+          <w:tcPr>
+            <w:tcW w:type="dxa" w:w="2835"/>
+            <w:tcMar>
+              <w:top w:w="60" w:type="dxa"/>
+              <w:bottom w:w="60" w:type="dxa"/>
+              <w:left w:w="100" w:type="dxa"/>
+              <w:right w:w="100" w:type="dxa"/>
+            </w:tcMar>
+            <w:tcBorders>
+              <w:top w:val="single" w:sz="4" w:space="0" w:color="D0D7DE"/>
+              <w:bottom w:val="single" w:sz="4" w:space="0" w:color="D0D7DE"/>
+              <w:left w:val="single" w:sz="4" w:space="0" w:color="D0D7DE"/>
+              <w:right w:val="single" w:sz="4" w:space="0" w:color="D0D7DE"/>
+            </w:tcBorders>
+          </w:tcPr>
+          <w:p>
+            <w:pPr>
+              <w:spacing w:line="240" w:lineRule="auto" w:before="40" w:after="40"/>
+              <w:jc w:val="left"/>
+            </w:pPr>
+            <w:r>
+              <w:rPr>
+                <w:rFonts w:ascii="Times New Roman" w:hAnsi="Times New Roman"/>
+                <w:sz w:val="20"/>
+              </w:rPr>
+              <w:t>test_support_endpoint</w:t>
+            </w:r>
+          </w:p>
+        </w:tc>
+        <w:tc>
+          <w:tcPr>
+            <w:tcW w:type="dxa" w:w="3969"/>
+            <w:tcMar>
+              <w:top w:w="60" w:type="dxa"/>
+              <w:bottom w:w="60" w:type="dxa"/>
+              <w:left w:w="100" w:type="dxa"/>
+              <w:right w:w="100" w:type="dxa"/>
+            </w:tcMar>
+            <w:tcBorders>
+              <w:top w:val="single" w:sz="4" w:space="0" w:color="D0D7DE"/>
+              <w:bottom w:val="single" w:sz="4" w:space="0" w:color="D0D7DE"/>
+              <w:left w:val="single" w:sz="4" w:space="0" w:color="D0D7DE"/>
+              <w:right w:val="single" w:sz="4" w:space="0" w:color="D0D7DE"/>
+            </w:tcBorders>
+          </w:tcPr>
+          <w:p>
+            <w:pPr>
+              <w:spacing w:line="240" w:lineRule="auto" w:before="40" w:after="40"/>
+              <w:jc w:val="left"/>
+            </w:pPr>
+            <w:r>
+              <w:rPr>
+                <w:rFonts w:ascii="Times New Roman" w:hAnsi="Times New Roman"/>
+                <w:sz w:val="20"/>
+              </w:rPr>
+              <w:t>ICAR active ingredients, certified stores &amp; disclaimer</w:t>
+            </w:r>
+          </w:p>
+        </w:tc>
+        <w:tc>
+          <w:tcPr>
+            <w:tcW w:type="dxa" w:w="1701"/>
+            <w:tcMar>
+              <w:top w:w="60" w:type="dxa"/>
+              <w:bottom w:w="60" w:type="dxa"/>
+              <w:left w:w="100" w:type="dxa"/>
+              <w:right w:w="100" w:type="dxa"/>
+            </w:tcMar>
+            <w:tcBorders>
+              <w:top w:val="single" w:sz="4" w:space="0" w:color="D0D7DE"/>
+              <w:bottom w:val="single" w:sz="4" w:space="0" w:color="D0D7DE"/>
+              <w:left w:val="single" w:sz="4" w:space="0" w:color="D0D7DE"/>
+              <w:right w:val="single" w:sz="4" w:space="0" w:color="D0D7DE"/>
+            </w:tcBorders>
+          </w:tcPr>
+          <w:p>
+            <w:pPr>
+              <w:spacing w:line="240" w:lineRule="auto" w:before="40" w:after="40"/>
+              <w:jc w:val="left"/>
+            </w:pPr>
+            <w:r>
+              <w:rPr>
+                <w:rFonts w:ascii="Times New Roman" w:hAnsi="Times New Roman"/>
+                <w:sz w:val="20"/>
+              </w:rPr>
+              <w:t>Passed</w:t>
+            </w:r>
+          </w:p>
+        </w:tc>
+      </w:tr>
+      <w:tr>
+        <w:tc>
+          <w:tcPr>
+            <w:tcW w:type="dxa" w:w="2835"/>
+            <w:tcMar>
+              <w:top w:w="60" w:type="dxa"/>
+              <w:bottom w:w="60" w:type="dxa"/>
+              <w:left w:w="100" w:type="dxa"/>
+              <w:right w:w="100" w:type="dxa"/>
+            </w:tcMar>
+            <w:tcBorders>
+              <w:top w:val="single" w:sz="4" w:space="0" w:color="D0D7DE"/>
+              <w:bottom w:val="single" w:sz="4" w:space="0" w:color="D0D7DE"/>
+              <w:left w:val="single" w:sz="4" w:space="0" w:color="D0D7DE"/>
+              <w:right w:val="single" w:sz="4" w:space="0" w:color="D0D7DE"/>
+            </w:tcBorders>
+          </w:tcPr>
+          <w:p>
+            <w:pPr>
+              <w:spacing w:line="240" w:lineRule="auto" w:before="40" w:after="40"/>
+              <w:jc w:val="left"/>
+            </w:pPr>
+            <w:r>
+              <w:rPr>
+                <w:rFonts w:ascii="Times New Roman" w:hAnsi="Times New Roman"/>
+                <w:sz w:val="20"/>
+              </w:rPr>
+              <w:t>test_chat_endpoints</w:t>
+            </w:r>
+          </w:p>
+        </w:tc>
+        <w:tc>
+          <w:tcPr>
+            <w:tcW w:type="dxa" w:w="3969"/>
+            <w:tcMar>
+              <w:top w:w="60" w:type="dxa"/>
+              <w:bottom w:w="60" w:type="dxa"/>
+              <w:left w:w="100" w:type="dxa"/>
+              <w:right w:w="100" w:type="dxa"/>
+            </w:tcMar>
+            <w:tcBorders>
+              <w:top w:val="single" w:sz="4" w:space="0" w:color="D0D7DE"/>
+              <w:bottom w:val="single" w:sz="4" w:space="0" w:color="D0D7DE"/>
+              <w:left w:val="single" w:sz="4" w:space="0" w:color="D0D7DE"/>
+              <w:right w:val="single" w:sz="4" w:space="0" w:color="D0D7DE"/>
+            </w:tcBorders>
+          </w:tcPr>
+          <w:p>
+            <w:pPr>
+              <w:spacing w:line="240" w:lineRule="auto" w:before="40" w:after="40"/>
+              <w:jc w:val="left"/>
+            </w:pPr>
+            <w:r>
+              <w:rPr>
+                <w:rFonts w:ascii="Times New Roman" w:hAnsi="Times New Roman"/>
+                <w:sz w:val="20"/>
+              </w:rPr>
+              <w:t>Multi-turn diagnosis follow-up chat flow</w:t>
+            </w:r>
+          </w:p>
+        </w:tc>
+        <w:tc>
+          <w:tcPr>
+            <w:tcW w:type="dxa" w:w="1701"/>
+            <w:tcMar>
+              <w:top w:w="60" w:type="dxa"/>
+              <w:bottom w:w="60" w:type="dxa"/>
+              <w:left w:w="100" w:type="dxa"/>
+              <w:right w:w="100" w:type="dxa"/>
+            </w:tcMar>
+            <w:tcBorders>
+              <w:top w:val="single" w:sz="4" w:space="0" w:color="D0D7DE"/>
+              <w:bottom w:val="single" w:sz="4" w:space="0" w:color="D0D7DE"/>
+              <w:left w:val="single" w:sz="4" w:space="0" w:color="D0D7DE"/>
+              <w:right w:val="single" w:sz="4" w:space="0" w:color="D0D7DE"/>
+            </w:tcBorders>
+          </w:tcPr>
+          <w:p>
+            <w:pPr>
+              <w:spacing w:line="240" w:lineRule="auto" w:before="40" w:after="40"/>
+              <w:jc w:val="left"/>
+            </w:pPr>
+            <w:r>
+              <w:rPr>
+                <w:rFonts w:ascii="Times New Roman" w:hAnsi="Times New Roman"/>
+                <w:sz w:val="20"/>
+              </w:rPr>
+              <w:t>Passed</w:t>
+            </w:r>
+          </w:p>
+        </w:tc>
+      </w:tr>
     </w:tbl>
     <w:p>
       <w:pPr>
@@ -8759,7 +8943,7 @@
           <w:sz w:val="24"/>
           <w:u w:val="none"/>
         </w:rPr>
-        <w:t>Result: 11 of 11 tests passed.</w:t>
+        <w:t>Result: 13 of 13 tests passed.</w:t>
       </w:r>
     </w:p>
     <w:p>
@@ -10010,7 +10194,7 @@
                 <w:rFonts w:ascii="Times New Roman" w:hAnsi="Times New Roman"/>
                 <w:sz w:val="20"/>
               </w:rPr>
-              <w:t>4. Secure CRUD</w:t>
+              <w:t>4. Secure CRUD &amp; Chat</w:t>
             </w:r>
           </w:p>
         </w:tc>
@@ -10070,7 +10254,7 @@
                 <w:rFonts w:ascii="Times New Roman" w:hAnsi="Times New Roman"/>
                 <w:sz w:val="20"/>
               </w:rPr>
-              <w:t>11 of 11 passed</w:t>
+              <w:t>13 of 13 passed</w:t>
             </w:r>
           </w:p>
         </w:tc>
@@ -10883,7 +11067,7 @@
           <w:sz w:val="24"/>
           <w:u w:val="none"/>
         </w:rPr>
-        <w:t>C. Screenshots index: Swagger /docs, CRUD in action, ‘uncertain’ threshold alert, SQLite tables, 401/404 security checks, Pytest 11/11 output, S3 buckets, CloudFront behaviors, IAM role, EC2 instance, CloudWatch metrics.</w:t>
+        <w:t>C. Screenshots index: Swagger /docs, CRUD in action, ‘uncertain’ threshold alert, SQLite tables, 401/404 security checks, Pytest 13/13 output, S3 buckets, CloudFront behaviors, IAM role, EC2 instance, CloudWatch metrics.</w:t>
       </w:r>
     </w:p>
     <w:p>
